--- a/temp/检测报告管道详情数据页 .docx
+++ b/temp/检测报告管道详情数据页 .docx
@@ -2162,8 +2162,13 @@
         </w:tc>
       </w:tr>
     </w:tbl>
-    <w:p/>
-    <w:p/>
+    <w:p>
+      <w:pPr>
+        <w:rPr>
+          <w:rFonts w:hint="eastAsia"/>
+        </w:rPr>
+      </w:pPr>
+    </w:p>
     <w:sectPr>
       <w:headerReference w:type="default" r:id="rId7"/>
       <w:pgSz w:w="11906" w:h="16838"/>
